--- a/t28_s2.docx
+++ b/t28_s2.docx
@@ -3,2168 +3,998 @@
 <w:document xmlns:wpc="http://schemas.microsoft.com/office/word/2010/wordprocessingCanvas" xmlns:mo="http://schemas.microsoft.com/office/mac/office/2008/main" xmlns:mc="http://schemas.openxmlformats.org/markup-compatibility/2006" xmlns:mv="urn:schemas-microsoft-com:mac:vml" xmlns:o="urn:schemas-microsoft-com:office:office" xmlns:r="http://schemas.openxmlformats.org/officeDocument/2006/relationships" xmlns:m="http://schemas.openxmlformats.org/officeDocument/2006/math" xmlns:v="urn:schemas-microsoft-com:vml" xmlns:wp14="http://schemas.microsoft.com/office/word/2010/wordprocessingDrawing" xmlns:wp="http://schemas.openxmlformats.org/drawingml/2006/wordprocessingDrawing" xmlns:w10="urn:schemas-microsoft-com:office:word" xmlns:w="http://schemas.openxmlformats.org/wordprocessingml/2006/main" xmlns:w14="http://schemas.microsoft.com/office/word/2010/wordml" xmlns:wpg="http://schemas.microsoft.com/office/word/2010/wordprocessingGroup" xmlns:wpi="http://schemas.microsoft.com/office/word/2010/wordprocessingInk" xmlns:wne="http://schemas.microsoft.com/office/word/2006/wordml" xmlns:wps="http://schemas.microsoft.com/office/word/2010/wordprocessingShape" mc:Ignorable="w14 wp14">
   <w:body>
     <w:p>
-      <w:pPr>
-        <w:spacing w:after="20" w:before="120"/>
-      </w:pPr>
       <w:r>
-        <w:rPr>
-          <w:b/>
-          <w:sz w:val="22"/>
-        </w:rPr>
-        <w:t>Question: What should be the immediate action in cases of severe bleeding?</w:t>
+        <w:t xml:space="preserve">Question: A client with asthma is experiencing wheezing and dyspnea. The nurse anticipates administering which medication first?</w:t>
       </w:r>
     </w:p>
     <w:p>
-      <w:pPr>
-        <w:spacing w:after="0" w:before="0"/>
-      </w:pPr>
       <w:r>
-        <w:rPr>
-          <w:b w:val="0"/>
-          <w:sz w:val="22"/>
-        </w:rPr>
-        <w:t>(a) apply pressure to the wound</w:t>
+        <w:t xml:space="preserve">(a) A short-acting beta-2 agonist such as albuterol</w:t>
       </w:r>
     </w:p>
     <w:p>
-      <w:pPr>
-        <w:spacing w:after="0" w:before="0"/>
-      </w:pPr>
       <w:r>
-        <w:rPr>
-          <w:b w:val="0"/>
-          <w:sz w:val="22"/>
-        </w:rPr>
-        <w:t>(b) put a dressing over the wound</w:t>
+        <w:t xml:space="preserve">(b) An oral corticosteroid</w:t>
       </w:r>
     </w:p>
     <w:p>
-      <w:pPr>
-        <w:spacing w:after="0" w:before="0"/>
-      </w:pPr>
       <w:r>
-        <w:rPr>
-          <w:b w:val="0"/>
-          <w:sz w:val="22"/>
-        </w:rPr>
-        <w:t>(c) cover it with a pad of soft material</w:t>
+        <w:t xml:space="preserve">(c) A leukotriene receptor antagonist</w:t>
       </w:r>
     </w:p>
     <w:p>
-      <w:pPr>
-        <w:spacing w:after="0" w:before="0"/>
-      </w:pPr>
       <w:r>
-        <w:rPr>
-          <w:b w:val="0"/>
-          <w:sz w:val="22"/>
-        </w:rPr>
-        <w:t>(d) call for medical assistance</w:t>
+        <w:t xml:space="preserve">(d) A long-acting beta-2 agonist alone</w:t>
       </w:r>
     </w:p>
     <w:p>
-      <w:pPr>
-        <w:spacing w:after="0" w:before="40"/>
-      </w:pPr>
       <w:r>
-        <w:rPr>
-          <w:b/>
-          <w:sz w:val="22"/>
-        </w:rPr>
-        <w:t>Answer: a</w:t>
+        <w:t xml:space="preserve">Answer: a</w:t>
       </w:r>
     </w:p>
     <w:p>
-      <w:pPr>
-        <w:spacing w:after="0" w:before="0"/>
-      </w:pPr>
       <w:r>
-        <w:rPr>
-          <w:b w:val="0"/>
-          <w:sz w:val="21"/>
-        </w:rPr>
-        <w:t>Solution: The immediate action in severe bleeding is to apply firm direct pressure over the wound.</w:t>
+        <w:t xml:space="preserve">Solution: Short-acting beta-2 agonists (SABAs) such as albuterol are first-line rescue medications for acute bronchospasm because they rapidly relax bronchial smooth muscle. Long-acting agents and controllers are not used alone for acute attacks.</w:t>
       </w:r>
     </w:p>
     <w:p>
-      <w:pPr>
-        <w:spacing w:after="0" w:before="0"/>
-      </w:pPr>
       <w:r>
-        <w:rPr>
-          <w:b w:val="0"/>
-          <w:sz w:val="20"/>
-        </w:rPr>
-        <w:t>Positive Marks: 1</w:t>
+        <w:t xml:space="preserve">Positive Marks: 1</w:t>
       </w:r>
     </w:p>
     <w:p>
-      <w:pPr>
-        <w:spacing w:after="160" w:before="0"/>
-      </w:pPr>
       <w:r>
-        <w:rPr>
-          <w:b w:val="0"/>
-          <w:sz w:val="20"/>
-        </w:rPr>
-        <w:t>Negative Marks: 0.25</w:t>
+        <w:t xml:space="preserve">Negative Marks: 0.25</w:t>
       </w:r>
     </w:p>
     <w:p>
-      <w:pPr>
-        <w:spacing w:after="20" w:before="120"/>
-      </w:pPr>
       <w:r>
-        <w:rPr>
-          <w:b/>
-          <w:sz w:val="22"/>
-        </w:rPr>
-        <w:t>Question: In COPD patient given O2 by venturi mask then nursing priority action ?</w:t>
+        <w:t xml:space="preserve"/>
       </w:r>
     </w:p>
     <w:p>
-      <w:pPr>
-        <w:spacing w:after="0" w:before="0"/>
-      </w:pPr>
       <w:r>
-        <w:rPr>
-          <w:b w:val="0"/>
-          <w:sz w:val="22"/>
-        </w:rPr>
-        <w:t>(a) Cheque altertness</w:t>
+        <w:t xml:space="preserve">Question: Which complication is most likely to develop in a client on prolonged bed rest?</w:t>
       </w:r>
     </w:p>
     <w:p>
-      <w:pPr>
-        <w:spacing w:after="0" w:before="0"/>
-      </w:pPr>
       <w:r>
-        <w:rPr>
-          <w:b w:val="0"/>
-          <w:sz w:val="22"/>
-        </w:rPr>
-        <w:t>(b) Assess the dryness of nose</w:t>
+        <w:t xml:space="preserve">(a) Deep vein thrombosis</w:t>
       </w:r>
     </w:p>
     <w:p>
-      <w:pPr>
-        <w:spacing w:after="0" w:before="0"/>
-      </w:pPr>
       <w:r>
-        <w:rPr>
-          <w:b w:val="0"/>
-          <w:sz w:val="22"/>
-        </w:rPr>
-        <w:t>(c) Provide supine position</w:t>
+        <w:t xml:space="preserve">(b) Hypercalcemia is the only concern</w:t>
       </w:r>
     </w:p>
     <w:p>
-      <w:pPr>
-        <w:spacing w:after="0" w:before="0"/>
-      </w:pPr>
       <w:r>
-        <w:rPr>
-          <w:b w:val="0"/>
-          <w:sz w:val="22"/>
-        </w:rPr>
-        <w:t>(d) Provide hot liquid</w:t>
+        <w:t xml:space="preserve">(c) Improved muscle strength</w:t>
       </w:r>
     </w:p>
     <w:p>
-      <w:pPr>
-        <w:spacing w:after="0" w:before="40"/>
-      </w:pPr>
       <w:r>
-        <w:rPr>
-          <w:b/>
-          <w:sz w:val="22"/>
-        </w:rPr>
-        <w:t>Answer: b</w:t>
+        <w:t xml:space="preserve">(d) Increased lung compliance</w:t>
       </w:r>
     </w:p>
     <w:p>
-      <w:pPr>
-        <w:spacing w:after="0" w:before="0"/>
-      </w:pPr>
       <w:r>
-        <w:rPr>
-          <w:b w:val="0"/>
-          <w:sz w:val="21"/>
-        </w:rPr>
-        <w:t>Solution: In a COPD patient on a venturi mask, the nurse assesses dryness of the nasal mucosa as oxygen therapy can dry the airway; humidification is maintained.</w:t>
+        <w:t xml:space="preserve">Answer: a</w:t>
       </w:r>
     </w:p>
     <w:p>
-      <w:pPr>
-        <w:spacing w:after="0" w:before="0"/>
-      </w:pPr>
       <w:r>
-        <w:rPr>
-          <w:b w:val="0"/>
-          <w:sz w:val="20"/>
-        </w:rPr>
-        <w:t>Positive Marks: 1</w:t>
+        <w:t xml:space="preserve">Solution: Prolonged immobility predisposes to venous stasis and deep vein thrombosis. Other complications include muscle atrophy, pressure injuries, constipation, and pneumonia. Immobility never improves muscle strength.</w:t>
       </w:r>
     </w:p>
     <w:p>
-      <w:pPr>
-        <w:spacing w:after="160" w:before="0"/>
-      </w:pPr>
       <w:r>
-        <w:rPr>
-          <w:b w:val="0"/>
-          <w:sz w:val="20"/>
-        </w:rPr>
-        <w:t>Negative Marks: 0.25</w:t>
+        <w:t xml:space="preserve">Positive Marks: 1</w:t>
       </w:r>
     </w:p>
     <w:p>
-      <w:pPr>
-        <w:spacing w:after="20" w:before="120"/>
-      </w:pPr>
       <w:r>
-        <w:rPr>
-          <w:b/>
-          <w:sz w:val="22"/>
-        </w:rPr>
-        <w:t>Question: Which is the EARLIEST sign of respiratory distress in an infant?</w:t>
+        <w:t xml:space="preserve">Negative Marks: 0.25</w:t>
       </w:r>
     </w:p>
     <w:p>
-      <w:pPr>
-        <w:spacing w:after="0" w:before="0"/>
-      </w:pPr>
       <w:r>
-        <w:rPr>
-          <w:b w:val="0"/>
-          <w:sz w:val="22"/>
-        </w:rPr>
-        <w:t>(a) Nasal flaring</w:t>
+        <w:t xml:space="preserve"/>
       </w:r>
     </w:p>
     <w:p>
-      <w:pPr>
-        <w:spacing w:after="0" w:before="0"/>
-      </w:pPr>
       <w:r>
-        <w:rPr>
-          <w:b w:val="0"/>
-          <w:sz w:val="22"/>
-        </w:rPr>
-        <w:t>(b) Gasping respirations</w:t>
+        <w:t xml:space="preserve">Question: A client with anemia is prescribed ferrous sulfate. Which instruction should the nurse include?</w:t>
       </w:r>
     </w:p>
     <w:p>
-      <w:pPr>
-        <w:spacing w:after="0" w:before="0"/>
-      </w:pPr>
       <w:r>
-        <w:rPr>
-          <w:b w:val="0"/>
-          <w:sz w:val="22"/>
-        </w:rPr>
-        <w:t>(c) Cyanosis</w:t>
+        <w:t xml:space="preserve">(a) Expect black, tarry stools while taking this medication</w:t>
       </w:r>
     </w:p>
     <w:p>
-      <w:pPr>
-        <w:spacing w:after="0" w:before="0"/>
-      </w:pPr>
       <w:r>
-        <w:rPr>
-          <w:b w:val="0"/>
-          <w:sz w:val="22"/>
-        </w:rPr>
-        <w:t>(d) Bradycardia</w:t>
+        <w:t xml:space="preserve">(b) Take the iron with milk</w:t>
       </w:r>
     </w:p>
     <w:p>
-      <w:pPr>
-        <w:spacing w:after="0" w:before="40"/>
-      </w:pPr>
       <w:r>
-        <w:rPr>
-          <w:b/>
-          <w:sz w:val="22"/>
-        </w:rPr>
-        <w:t>Answer: a</w:t>
+        <w:t xml:space="preserve">(c) Stop the drug if the stools turn dark</w:t>
       </w:r>
     </w:p>
     <w:p>
-      <w:pPr>
-        <w:spacing w:after="0" w:before="0"/>
-      </w:pPr>
       <w:r>
-        <w:rPr>
-          <w:b w:val="0"/>
-          <w:sz w:val="21"/>
-        </w:rPr>
-        <w:t>Solution: Nasal flaring, grunting, retractions and tachypnea appear early; cyanosis and bradycardia are late, pre-arrest signs.</w:t>
+        <w:t xml:space="preserve">(d) Take iron on an empty stomach with antacids</w:t>
       </w:r>
     </w:p>
     <w:p>
-      <w:pPr>
-        <w:spacing w:after="0" w:before="0"/>
-      </w:pPr>
       <w:r>
-        <w:rPr>
-          <w:b w:val="0"/>
-          <w:sz w:val="20"/>
-        </w:rPr>
-        <w:t>Positive Marks: 1</w:t>
+        <w:t xml:space="preserve">Answer: a</w:t>
       </w:r>
     </w:p>
     <w:p>
-      <w:pPr>
-        <w:spacing w:after="160" w:before="0"/>
-      </w:pPr>
       <w:r>
-        <w:rPr>
-          <w:b w:val="0"/>
-          <w:sz w:val="20"/>
-        </w:rPr>
-        <w:t>Negative Marks: 0.25</w:t>
+        <w:t xml:space="preserve">Solution: Iron supplements cause harmless darkening of stools (melena-like), which the client must be told to expect. Iron is best absorbed on an empty stomach, and milk, tea, and antacids reduce absorption.</w:t>
       </w:r>
     </w:p>
     <w:p>
-      <w:pPr>
-        <w:spacing w:after="20" w:before="120"/>
-      </w:pPr>
       <w:r>
-        <w:rPr>
-          <w:b/>
-          <w:sz w:val="22"/>
-        </w:rPr>
-        <w:t>Question: The earliest symptom of Hyponatremia is:</w:t>
+        <w:t xml:space="preserve">Positive Marks: 1</w:t>
       </w:r>
     </w:p>
     <w:p>
-      <w:pPr>
-        <w:spacing w:after="0" w:before="0"/>
-      </w:pPr>
       <w:r>
-        <w:rPr>
-          <w:b w:val="0"/>
-          <w:sz w:val="22"/>
-        </w:rPr>
-        <w:t>(a) Thirst</w:t>
+        <w:t xml:space="preserve">Negative Marks: 0.25</w:t>
       </w:r>
     </w:p>
     <w:p>
-      <w:pPr>
-        <w:spacing w:after="0" w:before="0"/>
-      </w:pPr>
       <w:r>
-        <w:rPr>
-          <w:b w:val="0"/>
-          <w:sz w:val="22"/>
-        </w:rPr>
-        <w:t>(b) Fatigue</w:t>
+        <w:t xml:space="preserve"/>
       </w:r>
     </w:p>
     <w:p>
-      <w:pPr>
-        <w:spacing w:after="0" w:before="0"/>
-      </w:pPr>
       <w:r>
-        <w:rPr>
-          <w:b w:val="0"/>
-          <w:sz w:val="22"/>
-        </w:rPr>
-        <w:t>(c) Weakness</w:t>
+        <w:t xml:space="preserve">Question: A client in the emergency department has a blood pressure of 220/120 mm Hg and complains of a severe headache and visual changes. The nurse should first:</w:t>
       </w:r>
     </w:p>
     <w:p>
-      <w:pPr>
-        <w:spacing w:after="0" w:before="0"/>
-      </w:pPr>
       <w:r>
-        <w:rPr>
-          <w:b w:val="0"/>
-          <w:sz w:val="22"/>
-        </w:rPr>
-        <w:t>(d) Ataxia</w:t>
+        <w:t xml:space="preserve">(a) Notify the physician of a hypertensive emergency</w:t>
       </w:r>
     </w:p>
     <w:p>
-      <w:pPr>
-        <w:spacing w:after="0" w:before="40"/>
-      </w:pPr>
       <w:r>
-        <w:rPr>
-          <w:b/>
-          <w:sz w:val="22"/>
-        </w:rPr>
-        <w:t>Answer: b</w:t>
+        <w:t xml:space="preserve">(b) Encourage the client to rest quietly</w:t>
       </w:r>
     </w:p>
     <w:p>
-      <w:pPr>
-        <w:spacing w:after="0" w:before="0"/>
-      </w:pPr>
       <w:r>
-        <w:rPr>
-          <w:b w:val="0"/>
-          <w:sz w:val="21"/>
-        </w:rPr>
-        <w:t>Solution: Fatigue is the earliest symptom of hyponatremia (mild sodium depletion).</w:t>
+        <w:t xml:space="preserve">(c) Recheck the blood pressure in 30 minutes</w:t>
       </w:r>
     </w:p>
     <w:p>
-      <w:pPr>
-        <w:spacing w:after="0" w:before="0"/>
-      </w:pPr>
       <w:r>
-        <w:rPr>
-          <w:b w:val="0"/>
-          <w:sz w:val="20"/>
-        </w:rPr>
-        <w:t>Positive Marks: 1</w:t>
+        <w:t xml:space="preserve">(d) Give the client a dose of aspirin</w:t>
       </w:r>
     </w:p>
     <w:p>
-      <w:pPr>
-        <w:spacing w:after="160" w:before="0"/>
-      </w:pPr>
       <w:r>
-        <w:rPr>
-          <w:b w:val="0"/>
-          <w:sz w:val="20"/>
-        </w:rPr>
-        <w:t>Negative Marks: 0.25</w:t>
+        <w:t xml:space="preserve">Answer: a</w:t>
       </w:r>
     </w:p>
     <w:p>
-      <w:pPr>
-        <w:spacing w:after="20" w:before="120"/>
-      </w:pPr>
       <w:r>
-        <w:rPr>
-          <w:b/>
-          <w:sz w:val="22"/>
-        </w:rPr>
-        <w:t>Question: What aspect of mental functioning is being assessed when a nursing officer asks a patient to explain the difference between an apple and an orange during a mental status examination (MSE)?</w:t>
+        <w:t xml:space="preserve">Solution: Severe hypertension with target organ symptoms (headache, visual changes) is a hypertensive emergency requiring immediate medical intervention. The nurse notifies the physician and prepares for IV antihypertensive therapy.</w:t>
       </w:r>
     </w:p>
     <w:p>
-      <w:pPr>
-        <w:spacing w:after="0" w:before="0"/>
-      </w:pPr>
       <w:r>
-        <w:rPr>
-          <w:b w:val="0"/>
-          <w:sz w:val="22"/>
-        </w:rPr>
-        <w:t>(a) Abstraction</w:t>
+        <w:t xml:space="preserve">Positive Marks: 1</w:t>
       </w:r>
     </w:p>
     <w:p>
-      <w:pPr>
-        <w:spacing w:after="0" w:before="0"/>
-      </w:pPr>
       <w:r>
-        <w:rPr>
-          <w:b w:val="0"/>
-          <w:sz w:val="22"/>
-        </w:rPr>
-        <w:t>(b) Comprehension</w:t>
+        <w:t xml:space="preserve">Negative Marks: 0.25</w:t>
       </w:r>
     </w:p>
     <w:p>
-      <w:pPr>
-        <w:spacing w:after="0" w:before="0"/>
-      </w:pPr>
       <w:r>
-        <w:rPr>
-          <w:b w:val="0"/>
-          <w:sz w:val="22"/>
-        </w:rPr>
-        <w:t>(c) Ambivalence</w:t>
+        <w:t xml:space="preserve"/>
       </w:r>
     </w:p>
     <w:p>
-      <w:pPr>
-        <w:spacing w:after="0" w:before="0"/>
-      </w:pPr>
       <w:r>
-        <w:rPr>
-          <w:b w:val="0"/>
-          <w:sz w:val="22"/>
-        </w:rPr>
-        <w:t>(d) Intelligence</w:t>
+        <w:t xml:space="preserve">Question: The nurse is assessing a client with suspected meningitis. Which finding is characteristic?</w:t>
       </w:r>
     </w:p>
     <w:p>
-      <w:pPr>
-        <w:spacing w:after="0" w:before="40"/>
-      </w:pPr>
       <w:r>
-        <w:rPr>
-          <w:b/>
-          <w:sz w:val="22"/>
-        </w:rPr>
-        <w:t>Answer: a</w:t>
+        <w:t xml:space="preserve">(a) Nuchal rigidity</w:t>
       </w:r>
     </w:p>
     <w:p>
-      <w:pPr>
-        <w:spacing w:after="0" w:before="0"/>
-      </w:pPr>
       <w:r>
-        <w:rPr>
-          <w:b w:val="0"/>
-          <w:sz w:val="21"/>
-        </w:rPr>
-        <w:t>Solution: When a nursing officer asks a patient to explain the difference between an apple and an orange during a mental status examination (MSE), the aspect of mental functioning being assessed is abstraction. Abstraction is the Ms E ( Psychiatry I cognitive ability to grasp concepts, think symbolically, and understand relationships between different objects or ideas. By asking the patient to compare and differentiate between two objects, the nursing officer can evaluate the patient's capacity for abstract thinking, which is an important aspect of mental functioning. Impairments in abstraction can be indicative of cognitive deficits or certain psychiatric conditions.</w:t>
+        <w:t xml:space="preserve">(b) Decreased intracranial pressure</w:t>
       </w:r>
     </w:p>
     <w:p>
-      <w:pPr>
-        <w:spacing w:after="0" w:before="0"/>
-      </w:pPr>
       <w:r>
-        <w:rPr>
-          <w:b w:val="0"/>
-          <w:sz w:val="20"/>
-        </w:rPr>
-        <w:t>Positive Marks: 1</w:t>
+        <w:t xml:space="preserve">(c) Muscle flaccidity</w:t>
       </w:r>
     </w:p>
     <w:p>
-      <w:pPr>
-        <w:spacing w:after="160" w:before="0"/>
-      </w:pPr>
       <w:r>
-        <w:rPr>
-          <w:b w:val="0"/>
-          <w:sz w:val="20"/>
-        </w:rPr>
-        <w:t>Negative Marks: 0.25</w:t>
+        <w:t xml:space="preserve">(d) Bradycardia</w:t>
       </w:r>
     </w:p>
     <w:p>
-      <w:pPr>
-        <w:spacing w:after="20" w:before="120"/>
-      </w:pPr>
       <w:r>
-        <w:rPr>
-          <w:b/>
-          <w:sz w:val="22"/>
-        </w:rPr>
-        <w:t>Question: According to the Parkland formula, the fluid requirement in the first 24 hours for a burn patient is calculated as:</w:t>
+        <w:t xml:space="preserve">Answer: a</w:t>
       </w:r>
     </w:p>
     <w:p>
-      <w:pPr>
-        <w:spacing w:after="0" w:before="0"/>
-      </w:pPr>
       <w:r>
-        <w:rPr>
-          <w:b w:val="0"/>
-          <w:sz w:val="22"/>
-        </w:rPr>
-        <w:t>(a) 4 ml × %BSA × body weight (kg)</w:t>
+        <w:t xml:space="preserve">Solution: Nuchal rigidity (stiff neck) is a classic sign of meningeal irritation in meningitis, along with headache, photophobia, fever, and a positive Kernig or Brudzinski sign.</w:t>
       </w:r>
     </w:p>
     <w:p>
-      <w:pPr>
-        <w:spacing w:after="0" w:before="0"/>
-      </w:pPr>
       <w:r>
-        <w:rPr>
-          <w:b w:val="0"/>
-          <w:sz w:val="22"/>
-        </w:rPr>
-        <w:t>(b) 1 ml × %BSA × body weight (kg)</w:t>
+        <w:t xml:space="preserve">Positive Marks: 1</w:t>
       </w:r>
     </w:p>
     <w:p>
-      <w:pPr>
-        <w:spacing w:after="0" w:before="0"/>
-      </w:pPr>
       <w:r>
-        <w:rPr>
-          <w:b w:val="0"/>
-          <w:sz w:val="22"/>
-        </w:rPr>
-        <w:t>(c) 2 ml × %BSA × body weight (kg)</w:t>
+        <w:t xml:space="preserve">Negative Marks: 0.25</w:t>
       </w:r>
     </w:p>
     <w:p>
-      <w:pPr>
-        <w:spacing w:after="0" w:before="0"/>
-      </w:pPr>
       <w:r>
-        <w:rPr>
-          <w:b w:val="0"/>
-          <w:sz w:val="22"/>
-        </w:rPr>
-        <w:t>(d) 3 ml × %BSA × body weight (kg)</w:t>
+        <w:t xml:space="preserve"/>
       </w:r>
     </w:p>
     <w:p>
-      <w:pPr>
-        <w:spacing w:after="0" w:before="40"/>
-      </w:pPr>
       <w:r>
-        <w:rPr>
-          <w:b/>
-          <w:sz w:val="22"/>
-        </w:rPr>
-        <w:t>Answer: a</w:t>
+        <w:t xml:space="preserve">Question: A client with chronic renal failure is prescribed aluminum hydroxide gel. The purpose of this medication is to:</w:t>
       </w:r>
     </w:p>
     <w:p>
-      <w:pPr>
-        <w:spacing w:after="0" w:before="0"/>
-      </w:pPr>
       <w:r>
-        <w:rPr>
-          <w:b w:val="0"/>
-          <w:sz w:val="21"/>
-        </w:rPr>
-        <w:t>Solution: Parkland formula: 4 ml × % body surface area burned × body weight (kg) in the first 24 hours; half in the first 8 hours.</w:t>
+        <w:t xml:space="preserve">(a) Bind phosphate in the gastrointestinal tract</w:t>
       </w:r>
     </w:p>
     <w:p>
-      <w:pPr>
-        <w:spacing w:after="0" w:before="0"/>
-      </w:pPr>
       <w:r>
-        <w:rPr>
-          <w:b w:val="0"/>
-          <w:sz w:val="20"/>
-        </w:rPr>
-        <w:t>Positive Marks: 1</w:t>
+        <w:t xml:space="preserve">(b) Increase potassium excretion</w:t>
       </w:r>
     </w:p>
     <w:p>
-      <w:pPr>
-        <w:spacing w:after="160" w:before="0"/>
-      </w:pPr>
       <w:r>
-        <w:rPr>
-          <w:b w:val="0"/>
-          <w:sz w:val="20"/>
-        </w:rPr>
-        <w:t>Negative Marks: 0.25</w:t>
+        <w:t xml:space="preserve">(c) Correct anemia</w:t>
       </w:r>
     </w:p>
     <w:p>
-      <w:pPr>
-        <w:spacing w:after="20" w:before="120"/>
-      </w:pPr>
       <w:r>
-        <w:rPr>
-          <w:b/>
-          <w:sz w:val="22"/>
-        </w:rPr>
-        <w:t>Question: Name of the scale for measuring symptoms severity of patients with schizophrenia?</w:t>
+        <w:t xml:space="preserve">(d) Reduce blood pressure</w:t>
       </w:r>
     </w:p>
     <w:p>
-      <w:pPr>
-        <w:spacing w:after="0" w:before="0"/>
-      </w:pPr>
       <w:r>
-        <w:rPr>
-          <w:b w:val="0"/>
-          <w:sz w:val="22"/>
-        </w:rPr>
-        <w:t>(a) NRS</w:t>
+        <w:t xml:space="preserve">Answer: a</w:t>
       </w:r>
     </w:p>
     <w:p>
-      <w:pPr>
-        <w:spacing w:after="0" w:before="0"/>
-      </w:pPr>
       <w:r>
-        <w:rPr>
-          <w:b w:val="0"/>
-          <w:sz w:val="22"/>
-        </w:rPr>
-        <w:t>(b) PANSS</w:t>
+        <w:t xml:space="preserve">Solution: Aluminum hydroxide binds dietary phosphate in the gut, reducing serum phosphate levels in renal failure and preventing metastatic calcification. It is given with meals.</w:t>
       </w:r>
     </w:p>
     <w:p>
-      <w:pPr>
-        <w:spacing w:after="0" w:before="0"/>
-      </w:pPr>
       <w:r>
-        <w:rPr>
-          <w:b w:val="0"/>
-          <w:sz w:val="22"/>
-        </w:rPr>
-        <w:t>(c) VAS</w:t>
+        <w:t xml:space="preserve">Positive Marks: 1</w:t>
       </w:r>
     </w:p>
     <w:p>
-      <w:pPr>
-        <w:spacing w:after="0" w:before="0"/>
-      </w:pPr>
       <w:r>
-        <w:rPr>
-          <w:b w:val="0"/>
-          <w:sz w:val="22"/>
-        </w:rPr>
-        <w:t>(d) FLACC</w:t>
+        <w:t xml:space="preserve">Negative Marks: 0.25</w:t>
       </w:r>
     </w:p>
     <w:p>
-      <w:pPr>
-        <w:spacing w:after="0" w:before="40"/>
-      </w:pPr>
       <w:r>
-        <w:rPr>
-          <w:b/>
-          <w:sz w:val="22"/>
-        </w:rPr>
-        <w:t>Answer: b</w:t>
+        <w:t xml:space="preserve"/>
       </w:r>
     </w:p>
     <w:p>
-      <w:pPr>
-        <w:spacing w:after="0" w:before="0"/>
-      </w:pPr>
       <w:r>
-        <w:rPr>
-          <w:b w:val="0"/>
-          <w:sz w:val="21"/>
-        </w:rPr>
-        <w:t>Solution: The Positive and Negative Syndrome Scale (PANSS) is used to measure symptom severity in schizophrenia.</w:t>
+        <w:t xml:space="preserve">Question: The nurse is caring for a client who had a myocardial infarction 2 days ago. Which activity is most appropriate at this time?</w:t>
       </w:r>
     </w:p>
     <w:p>
-      <w:pPr>
-        <w:spacing w:after="0" w:before="0"/>
-      </w:pPr>
       <w:r>
-        <w:rPr>
-          <w:b w:val="0"/>
-          <w:sz w:val="20"/>
-        </w:rPr>
-        <w:t>Positive Marks: 1</w:t>
+        <w:t xml:space="preserve">(a) Bed rest with bedside commode privileges</w:t>
       </w:r>
     </w:p>
     <w:p>
-      <w:pPr>
-        <w:spacing w:after="160" w:before="0"/>
-      </w:pPr>
       <w:r>
-        <w:rPr>
-          <w:b w:val="0"/>
-          <w:sz w:val="20"/>
-        </w:rPr>
-        <w:t>Negative Marks: 0.25</w:t>
+        <w:t xml:space="preserve">(b) Ambulating in the hallway freely</w:t>
       </w:r>
     </w:p>
     <w:p>
-      <w:pPr>
-        <w:spacing w:after="20" w:before="120"/>
-      </w:pPr>
       <w:r>
-        <w:rPr>
-          <w:b/>
-          <w:sz w:val="22"/>
-        </w:rPr>
-        <w:t>Question: What is the initial nursing intervention for a patient who experiences breathing difficulties during a blood transfusion?</w:t>
+        <w:t xml:space="preserve">(c) Climbing stairs</w:t>
       </w:r>
     </w:p>
     <w:p>
-      <w:pPr>
-        <w:spacing w:after="0" w:before="0"/>
-      </w:pPr>
       <w:r>
-        <w:rPr>
-          <w:b w:val="0"/>
-          <w:sz w:val="22"/>
-        </w:rPr>
-        <w:t>(a) Stop the infusion and Inform to the doctor</w:t>
+        <w:t xml:space="preserve">(d) Heavy lifting exercises</w:t>
       </w:r>
     </w:p>
     <w:p>
-      <w:pPr>
-        <w:spacing w:after="0" w:before="0"/>
-      </w:pPr>
       <w:r>
-        <w:rPr>
-          <w:b w:val="0"/>
-          <w:sz w:val="22"/>
-        </w:rPr>
-        <w:t>(b) Continue blood transfusion and give adrenaline</w:t>
+        <w:t xml:space="preserve">Answer: a</w:t>
       </w:r>
     </w:p>
     <w:p>
-      <w:pPr>
-        <w:spacing w:after="0" w:before="0"/>
-      </w:pPr>
       <w:r>
-        <w:rPr>
-          <w:b w:val="0"/>
-          <w:sz w:val="22"/>
-        </w:rPr>
-        <w:t>(c) Continue blood transfusion and give DOC calcium</w:t>
+        <w:t xml:space="preserve">Solution: During the early phase after MI, the client is on bed rest with gradual activity; use of the bedside commode is less stressful than a bedpan and is allowed. Strenuous activity is resumed gradually over days to weeks.</w:t>
       </w:r>
     </w:p>
     <w:p>
-      <w:pPr>
-        <w:spacing w:after="0" w:before="0"/>
-      </w:pPr>
       <w:r>
-        <w:rPr>
-          <w:b w:val="0"/>
-          <w:sz w:val="22"/>
-        </w:rPr>
-        <w:t>(d) Stop blood transfusion and administer hydrocortisone</w:t>
+        <w:t xml:space="preserve">Positive Marks: 1</w:t>
       </w:r>
     </w:p>
     <w:p>
-      <w:pPr>
-        <w:spacing w:after="0" w:before="40"/>
-      </w:pPr>
       <w:r>
-        <w:rPr>
-          <w:b/>
-          <w:sz w:val="22"/>
-        </w:rPr>
-        <w:t>Answer: a</w:t>
+        <w:t xml:space="preserve">Negative Marks: 0.25</w:t>
       </w:r>
     </w:p>
     <w:p>
-      <w:pPr>
-        <w:spacing w:after="0" w:before="0"/>
-      </w:pPr>
       <w:r>
-        <w:rPr>
-          <w:b w:val="0"/>
-          <w:sz w:val="21"/>
-        </w:rPr>
-        <w:t>Solution: The priority nursing intervention for a patient with breathing difficulties during a blood transfusion is to stop the infusion immediately and inform the physician. This may indicate a transfusion reaction, such as transfusion-associated circulatory overload (TACO) or transfusion-related acute lung injury (TRALI), which requires prompt medical attention. Nurses should also closely monitor the patient's vital signs, maintain a patent airway, and administer supplemental oxygen as necessary.</w:t>
+        <w:t xml:space="preserve"/>
       </w:r>
     </w:p>
     <w:p>
-      <w:pPr>
-        <w:spacing w:after="0" w:before="0"/>
-      </w:pPr>
       <w:r>
-        <w:rPr>
-          <w:b w:val="0"/>
-          <w:sz w:val="20"/>
-        </w:rPr>
-        <w:t>Positive Marks: 1</w:t>
+        <w:t xml:space="preserve">Question: A client is being treated for diabetic ketoacidosis with an insulin infusion. The nurse should monitor which electrolyte most carefully?</w:t>
       </w:r>
     </w:p>
     <w:p>
-      <w:pPr>
-        <w:spacing w:after="160" w:before="0"/>
-      </w:pPr>
       <w:r>
-        <w:rPr>
-          <w:b w:val="0"/>
-          <w:sz w:val="20"/>
-        </w:rPr>
-        <w:t>Negative Marks: 0.25</w:t>
+        <w:t xml:space="preserve">(a) Potassium</w:t>
       </w:r>
     </w:p>
     <w:p>
-      <w:pPr>
-        <w:spacing w:after="20" w:before="120"/>
-      </w:pPr>
       <w:r>
-        <w:rPr>
-          <w:b/>
-          <w:sz w:val="22"/>
-        </w:rPr>
-        <w:t>Question: What is the additional calorie requirement during pregnancy?</w:t>
+        <w:t xml:space="preserve">(b) Calcium</w:t>
       </w:r>
     </w:p>
     <w:p>
-      <w:pPr>
-        <w:spacing w:after="0" w:before="0"/>
-      </w:pPr>
       <w:r>
-        <w:rPr>
-          <w:b w:val="0"/>
-          <w:sz w:val="22"/>
-        </w:rPr>
-        <w:t>(a) 300</w:t>
+        <w:t xml:space="preserve">(c) Magnesium</w:t>
       </w:r>
     </w:p>
     <w:p>
-      <w:pPr>
-        <w:spacing w:after="0" w:before="0"/>
-      </w:pPr>
       <w:r>
-        <w:rPr>
-          <w:b w:val="0"/>
-          <w:sz w:val="22"/>
-        </w:rPr>
-        <w:t>(b) 1000</w:t>
+        <w:t xml:space="preserve">(d) Chloride</w:t>
       </w:r>
     </w:p>
     <w:p>
-      <w:pPr>
-        <w:spacing w:after="0" w:before="0"/>
-      </w:pPr>
       <w:r>
-        <w:rPr>
-          <w:b w:val="0"/>
-          <w:sz w:val="22"/>
-        </w:rPr>
-        <w:t>(c) 500</w:t>
+        <w:t xml:space="preserve">Answer: a</w:t>
       </w:r>
     </w:p>
     <w:p>
-      <w:pPr>
-        <w:spacing w:after="0" w:before="0"/>
-      </w:pPr>
       <w:r>
-        <w:rPr>
-          <w:b w:val="0"/>
-          <w:sz w:val="22"/>
-        </w:rPr>
-        <w:t>(d) 250</w:t>
+        <w:t xml:space="preserve">Solution: Insulin drives potassium into cells, and DKA causes total body potassium depletion, so serum potassium can drop dangerously (hypokalemia) during treatment. Potassium is replaced once levels fall or are normal.</w:t>
       </w:r>
     </w:p>
     <w:p>
-      <w:pPr>
-        <w:spacing w:after="0" w:before="40"/>
-      </w:pPr>
       <w:r>
-        <w:rPr>
-          <w:b/>
-          <w:sz w:val="22"/>
-        </w:rPr>
-        <w:t>Answer: a</w:t>
+        <w:t xml:space="preserve">Positive Marks: 1</w:t>
       </w:r>
     </w:p>
     <w:p>
-      <w:pPr>
-        <w:spacing w:after="0" w:before="0"/>
-      </w:pPr>
       <w:r>
-        <w:rPr>
-          <w:b w:val="0"/>
-          <w:sz w:val="21"/>
-        </w:rPr>
-        <w:t>Solution: During pregnancy, there is an additional calorie requirement to support the growth and development of the fetus. The recommended additional calorie requirement is approximately 300 calories (option a). However, it's important to note that individual calorie needs may vary based on factors such as pre-pregnancy weight, activity level, and overall health. Adequate calorie intake during pregnancy is crucial to provide the necessary energy for the mother and support the nutritional needs of the developing baby. Healthcare providers often provide guidance on appropriate calorie intake and balanced nutrition to ensure a healthy pregnancy.</w:t>
+        <w:t xml:space="preserve">Negative Marks: 0.25</w:t>
       </w:r>
     </w:p>
     <w:p>
-      <w:pPr>
-        <w:spacing w:after="0" w:before="0"/>
-      </w:pPr>
       <w:r>
-        <w:rPr>
-          <w:b w:val="0"/>
-          <w:sz w:val="20"/>
-        </w:rPr>
-        <w:t>Positive Marks: 1</w:t>
+        <w:t xml:space="preserve"/>
       </w:r>
     </w:p>
     <w:p>
-      <w:pPr>
-        <w:spacing w:after="160" w:before="0"/>
-      </w:pPr>
       <w:r>
-        <w:rPr>
-          <w:b w:val="0"/>
-          <w:sz w:val="20"/>
-        </w:rPr>
-        <w:t>Negative Marks: 0.25</w:t>
+        <w:t xml:space="preserve">Question: A client is diagnosed with peptic ulcer disease caused by Helicobacter pylori. The nurse anticipates a prescription for:</w:t>
       </w:r>
     </w:p>
     <w:p>
-      <w:pPr>
-        <w:spacing w:after="20" w:before="120"/>
-      </w:pPr>
       <w:r>
-        <w:rPr>
-          <w:b/>
-          <w:sz w:val="22"/>
-        </w:rPr>
-        <w:t>Question: The earliest sign of hypocalcemia is:</w:t>
+        <w:t xml:space="preserve">(a) Triple therapy with a PPI and two antibiotics</w:t>
       </w:r>
     </w:p>
     <w:p>
-      <w:pPr>
-        <w:spacing w:after="0" w:before="0"/>
-      </w:pPr>
       <w:r>
-        <w:rPr>
-          <w:b w:val="0"/>
-          <w:sz w:val="22"/>
-        </w:rPr>
-        <w:t>(a) Weakness</w:t>
+        <w:t xml:space="preserve">(b) An antacid alone</w:t>
       </w:r>
     </w:p>
     <w:p>
-      <w:pPr>
-        <w:spacing w:after="0" w:before="0"/>
-      </w:pPr>
       <w:r>
-        <w:rPr>
-          <w:b w:val="0"/>
-          <w:sz w:val="22"/>
-        </w:rPr>
-        <w:t>(b) Negative Chvostek's sign</w:t>
+        <w:t xml:space="preserve">(c) A corticosteroid</w:t>
       </w:r>
     </w:p>
     <w:p>
-      <w:pPr>
-        <w:spacing w:after="0" w:before="0"/>
-      </w:pPr>
       <w:r>
-        <w:rPr>
-          <w:b w:val="0"/>
-          <w:sz w:val="22"/>
-        </w:rPr>
-        <w:t>(c) Twitching</w:t>
+        <w:t xml:space="preserve">(d) An NSAID</w:t>
       </w:r>
     </w:p>
     <w:p>
-      <w:pPr>
-        <w:spacing w:after="0" w:before="0"/>
-      </w:pPr>
       <w:r>
-        <w:rPr>
-          <w:b w:val="0"/>
-          <w:sz w:val="22"/>
-        </w:rPr>
-        <w:t>(d) Exaggerated DTRs</w:t>
+        <w:t xml:space="preserve">Answer: a</w:t>
       </w:r>
     </w:p>
     <w:p>
-      <w:pPr>
-        <w:spacing w:after="0" w:before="40"/>
-      </w:pPr>
       <w:r>
-        <w:rPr>
-          <w:b/>
-          <w:sz w:val="22"/>
-        </w:rPr>
-        <w:t>Answer: c</w:t>
+        <w:t xml:space="preserve">Solution: H. pylori eradication uses triple therapy: a proton pump inhibitor plus two antibiotics (e.g., clarithromycin and amoxicillin) for 10–14 days. NSAIDs and corticosteroids worsen ulcers.</w:t>
       </w:r>
     </w:p>
     <w:p>
-      <w:pPr>
-        <w:spacing w:after="0" w:before="0"/>
-      </w:pPr>
       <w:r>
-        <w:rPr>
-          <w:b w:val="0"/>
-          <w:sz w:val="21"/>
-        </w:rPr>
-        <w:t>Solution: Twitching (neuromuscular irritability) is the earliest sign of hypocalcemia.</w:t>
+        <w:t xml:space="preserve">Positive Marks: 1</w:t>
       </w:r>
     </w:p>
     <w:p>
-      <w:pPr>
-        <w:spacing w:after="0" w:before="0"/>
-      </w:pPr>
       <w:r>
-        <w:rPr>
-          <w:b w:val="0"/>
-          <w:sz w:val="20"/>
-        </w:rPr>
-        <w:t>Positive Marks: 1</w:t>
+        <w:t xml:space="preserve">Negative Marks: 0.25</w:t>
       </w:r>
     </w:p>
     <w:p>
-      <w:pPr>
-        <w:spacing w:after="160" w:before="0"/>
-      </w:pPr>
       <w:r>
-        <w:rPr>
-          <w:b w:val="0"/>
-          <w:sz w:val="20"/>
-        </w:rPr>
-        <w:t>Negative Marks: 0.25</w:t>
+        <w:t xml:space="preserve"/>
       </w:r>
     </w:p>
     <w:p>
-      <w:pPr>
-        <w:spacing w:after="20" w:before="120"/>
-      </w:pPr>
       <w:r>
-        <w:rPr>
-          <w:b/>
-          <w:sz w:val="22"/>
-        </w:rPr>
-        <w:t>Question: Caudal regression syndrome primarily affects which body system?</w:t>
+        <w:t xml:space="preserve">Question: The nurse is caring for a client on a mechanical ventilator. A high-pressure alarm sounds. The nurse should first:</w:t>
       </w:r>
     </w:p>
     <w:p>
-      <w:pPr>
-        <w:spacing w:after="0" w:before="0"/>
-      </w:pPr>
       <w:r>
-        <w:rPr>
-          <w:b w:val="0"/>
-          <w:sz w:val="22"/>
-        </w:rPr>
-        <w:t>(a) Musculoskeletal system</w:t>
+        <w:t xml:space="preserve">(a) Suction the client's airway</w:t>
       </w:r>
     </w:p>
     <w:p>
-      <w:pPr>
-        <w:spacing w:after="0" w:before="0"/>
-      </w:pPr>
       <w:r>
-        <w:rPr>
-          <w:b w:val="0"/>
-          <w:sz w:val="22"/>
-        </w:rPr>
-        <w:t>(b) Integumentry system</w:t>
+        <w:t xml:space="preserve">(b) Silence the alarm and document</w:t>
       </w:r>
     </w:p>
     <w:p>
-      <w:pPr>
-        <w:spacing w:after="0" w:before="0"/>
-      </w:pPr>
       <w:r>
-        <w:rPr>
-          <w:b w:val="0"/>
-          <w:sz w:val="22"/>
-        </w:rPr>
-        <w:t>(c) Nervous system</w:t>
+        <w:t xml:space="preserve">(c) Decrease the ventilator settings</w:t>
       </w:r>
     </w:p>
     <w:p>
-      <w:pPr>
-        <w:spacing w:after="0" w:before="0"/>
-      </w:pPr>
       <w:r>
-        <w:rPr>
-          <w:b w:val="0"/>
-          <w:sz w:val="22"/>
-        </w:rPr>
-        <w:t>(d) Cardiovascular system</w:t>
+        <w:t xml:space="preserve">(d) Call the respiratory therapist immediately</w:t>
       </w:r>
     </w:p>
     <w:p>
-      <w:pPr>
-        <w:spacing w:after="0" w:before="40"/>
-      </w:pPr>
       <w:r>
-        <w:rPr>
-          <w:b/>
-          <w:sz w:val="22"/>
-        </w:rPr>
-        <w:t>Answer: a</w:t>
+        <w:t xml:space="preserve">Answer: a</w:t>
       </w:r>
     </w:p>
     <w:p>
-      <w:pPr>
-        <w:spacing w:after="0" w:before="0"/>
-      </w:pPr>
       <w:r>
-        <w:rPr>
-          <w:b w:val="0"/>
-          <w:sz w:val="21"/>
-        </w:rPr>
-        <w:t>Solution: Caudal regression syndrome primarily affects the musculoskeletal system (option D). Caudal regression syndrome is a rare congenital disorder that involves abnormal development of the lower spine and other structures in the lower body. It is characterized by the absence or underdevelopment of the tailbone (coccyx) and varying degrees of malformation in the lower spine, pelvis, and lower extremities. The nervous system (option A) can also be affected, leading to neurological deficits, but the primary impact is on the musculoskeletal system. The cardiovascular system (option B) and integumentary system (option C) may be indirectly influenced by the skeletal and neural abnormalities.</w:t>
+        <w:t xml:space="preserve">Solution: High-pressure alarms indicate increased airway resistance or decreased compliance — commonly secretions, a kinked tube, or the client biting the tube. Suctioning and checking the tubing are the first steps.</w:t>
       </w:r>
     </w:p>
     <w:p>
-      <w:pPr>
-        <w:spacing w:after="0" w:before="0"/>
-      </w:pPr>
       <w:r>
-        <w:rPr>
-          <w:b w:val="0"/>
-          <w:sz w:val="20"/>
-        </w:rPr>
-        <w:t>Positive Marks: 1</w:t>
+        <w:t xml:space="preserve">Positive Marks: 1</w:t>
       </w:r>
     </w:p>
     <w:p>
-      <w:pPr>
-        <w:spacing w:after="160" w:before="0"/>
-      </w:pPr>
       <w:r>
-        <w:rPr>
-          <w:b w:val="0"/>
-          <w:sz w:val="20"/>
-        </w:rPr>
-        <w:t>Negative Marks: 0.25</w:t>
+        <w:t xml:space="preserve">Negative Marks: 0.25</w:t>
       </w:r>
     </w:p>
     <w:p>
-      <w:pPr>
-        <w:spacing w:after="20" w:before="120"/>
-      </w:pPr>
       <w:r>
-        <w:rPr>
-          <w:b/>
-          <w:sz w:val="22"/>
-        </w:rPr>
-        <w:t>Question: A child comes to the emergency department with frequent loose motions for one day, normal vital signs and no dehydration (skin pinch returns within 2 seconds). What is the priority nursing action?</w:t>
+        <w:t xml:space="preserve">Question: A client with a diagnosis of acute glomerulonephritis presents with tea-colored urine and periorbital edema. The nurse understands that the most common precipitating factor in children is:</w:t>
       </w:r>
     </w:p>
     <w:p>
-      <w:pPr>
-        <w:spacing w:after="0" w:before="0"/>
-      </w:pPr>
       <w:r>
-        <w:rPr>
-          <w:b w:val="0"/>
-          <w:sz w:val="22"/>
-        </w:rPr>
-        <w:t>(a) Admit to the ICU</w:t>
+        <w:t xml:space="preserve">(a) A recent streptococcal infection</w:t>
       </w:r>
     </w:p>
     <w:p>
-      <w:pPr>
-        <w:spacing w:after="0" w:before="0"/>
-      </w:pPr>
       <w:r>
-        <w:rPr>
-          <w:b w:val="0"/>
-          <w:sz w:val="22"/>
-        </w:rPr>
-        <w:t>(b) ORS and zinc supplementation</w:t>
+        <w:t xml:space="preserve">(b) A viral respiratory infection</w:t>
       </w:r>
     </w:p>
     <w:p>
-      <w:pPr>
-        <w:spacing w:after="0" w:before="0"/>
-      </w:pPr>
       <w:r>
-        <w:rPr>
-          <w:b w:val="0"/>
-          <w:sz w:val="22"/>
-        </w:rPr>
-        <w:t>(c) IV fluids</w:t>
+        <w:t xml:space="preserve">(c) Excessive salt intake</w:t>
       </w:r>
     </w:p>
     <w:p>
-      <w:pPr>
-        <w:spacing w:after="0" w:before="0"/>
-      </w:pPr>
       <w:r>
-        <w:rPr>
-          <w:b w:val="0"/>
-          <w:sz w:val="22"/>
-        </w:rPr>
-        <w:t>(d) Reassure the parents that no treatment is needed</w:t>
+        <w:t xml:space="preserve">(d) A urinary tract infection</w:t>
       </w:r>
     </w:p>
     <w:p>
-      <w:pPr>
-        <w:spacing w:after="0" w:before="40"/>
-      </w:pPr>
       <w:r>
-        <w:rPr>
-          <w:b/>
-          <w:sz w:val="22"/>
-        </w:rPr>
-        <w:t>Answer: b</w:t>
+        <w:t xml:space="preserve">Answer: a</w:t>
       </w:r>
     </w:p>
     <w:p>
-      <w:pPr>
-        <w:spacing w:after="0" w:before="0"/>
-      </w:pPr>
       <w:r>
-        <w:rPr>
-          <w:b w:val="0"/>
-          <w:sz w:val="21"/>
-        </w:rPr>
-        <w:t>Solution: For acute watery diarrhoea without dehydration, ORS and zinc supplementation are given to prevent dehydration; IV fluids and admission are needed only if dehydration develops.</w:t>
+        <w:t xml:space="preserve">Solution: Acute post-streptococcal glomerulonephritis typically follows a group A beta-hemolytic streptococcal infection (pharyngitis or impetigo) by 1–3 weeks, causing hematuria, edema, and hypertension.</w:t>
       </w:r>
     </w:p>
     <w:p>
-      <w:pPr>
-        <w:spacing w:after="0" w:before="0"/>
-      </w:pPr>
       <w:r>
-        <w:rPr>
-          <w:b w:val="0"/>
-          <w:sz w:val="20"/>
-        </w:rPr>
-        <w:t>Positive Marks: 1</w:t>
+        <w:t xml:space="preserve">Positive Marks: 1</w:t>
       </w:r>
     </w:p>
     <w:p>
-      <w:pPr>
-        <w:spacing w:after="160" w:before="0"/>
-      </w:pPr>
       <w:r>
-        <w:rPr>
-          <w:b w:val="0"/>
-          <w:sz w:val="20"/>
-        </w:rPr>
-        <w:t>Negative Marks: 0.25</w:t>
+        <w:t xml:space="preserve">Negative Marks: 0.25</w:t>
       </w:r>
     </w:p>
     <w:p>
-      <w:pPr>
-        <w:spacing w:after="20" w:before="120"/>
-      </w:pPr>
       <w:r>
-        <w:rPr>
-          <w:b/>
-          <w:sz w:val="22"/>
-        </w:rPr>
-        <w:t>Question: In which of the following vaccine, cold chain must be maintained?</w:t>
+        <w:t xml:space="preserve"/>
       </w:r>
     </w:p>
     <w:p>
-      <w:pPr>
-        <w:spacing w:after="0" w:before="0"/>
-      </w:pPr>
       <w:r>
-        <w:rPr>
-          <w:b w:val="0"/>
-          <w:sz w:val="22"/>
-        </w:rPr>
-        <w:t>(a) Killed vaccine</w:t>
+        <w:t xml:space="preserve">Question: The nurse is preparing a client for surgery. Which information is most important to verify before the client is taken to the operating room?</w:t>
       </w:r>
     </w:p>
     <w:p>
-      <w:pPr>
-        <w:spacing w:after="0" w:before="0"/>
-      </w:pPr>
       <w:r>
-        <w:rPr>
-          <w:b w:val="0"/>
-          <w:sz w:val="22"/>
-        </w:rPr>
-        <w:t>(b) Serums</w:t>
+        <w:t xml:space="preserve">(a) The surgical consent form is signed</w:t>
       </w:r>
     </w:p>
     <w:p>
-      <w:pPr>
-        <w:spacing w:after="0" w:before="0"/>
-      </w:pPr>
       <w:r>
-        <w:rPr>
-          <w:b w:val="0"/>
-          <w:sz w:val="22"/>
-        </w:rPr>
-        <w:t>(c) Live vaccine</w:t>
+        <w:t xml:space="preserve">(b) The client has eaten a light breakfast</w:t>
       </w:r>
     </w:p>
     <w:p>
-      <w:pPr>
-        <w:spacing w:after="0" w:before="0"/>
-      </w:pPr>
       <w:r>
-        <w:rPr>
-          <w:b w:val="0"/>
-          <w:sz w:val="22"/>
-        </w:rPr>
-        <w:t>(d) Toxoids</w:t>
+        <w:t xml:space="preserve">(c) The client's jewelry is still on</w:t>
       </w:r>
     </w:p>
     <w:p>
-      <w:pPr>
-        <w:spacing w:after="0" w:before="40"/>
-      </w:pPr>
       <w:r>
-        <w:rPr>
-          <w:b/>
-          <w:sz w:val="22"/>
-        </w:rPr>
-        <w:t>Answer: c</w:t>
+        <w:t xml:space="preserve">(d) The client is wearing dentures</w:t>
       </w:r>
     </w:p>
     <w:p>
-      <w:pPr>
-        <w:spacing w:after="0" w:before="0"/>
-      </w:pPr>
       <w:r>
-        <w:rPr>
-          <w:b w:val="0"/>
-          <w:sz w:val="21"/>
-        </w:rPr>
-        <w:t>Solution: In the case of live vaccines, the cold chain must be maintained. Live vaccines contain live attenuated or weakened forms of the pathogens they protect against. Examples of live vaccines include the measles, mumps, and rubella (MMR) vaccine, the oral polio vaccine (OPV), and the yellow fever vaccine. These vaccines are sensitive to heat and can lose their potency if not stored and transported within specific temperature ranges. The cold chain refers to the system of temperature control from the point of manufacture to the point of administration. It involves refrigeration and the use of temperature- monitoring equipment to ensure the vaccines remain viable and effective. "Vaccines</w:t>
+        <w:t xml:space="preserve">Answer: a</w:t>
       </w:r>
     </w:p>
     <w:p>
-      <w:pPr>
-        <w:spacing w:after="0" w:before="0"/>
-      </w:pPr>
       <w:r>
-        <w:rPr>
-          <w:b w:val="0"/>
-          <w:sz w:val="20"/>
-        </w:rPr>
-        <w:t>Positive Marks: 1</w:t>
+        <w:t xml:space="preserve">Solution: A signed informed consent is legally required before surgery. The client should be NPO, jewelry and dentures removed, and the surgical site marked.</w:t>
       </w:r>
     </w:p>
     <w:p>
-      <w:pPr>
-        <w:spacing w:after="160" w:before="0"/>
-      </w:pPr>
       <w:r>
-        <w:rPr>
-          <w:b w:val="0"/>
-          <w:sz w:val="20"/>
-        </w:rPr>
-        <w:t>Negative Marks: 0.25</w:t>
+        <w:t xml:space="preserve">Positive Marks: 1</w:t>
       </w:r>
     </w:p>
     <w:p>
-      <w:pPr>
-        <w:spacing w:after="20" w:before="120"/>
-      </w:pPr>
       <w:r>
-        <w:rPr>
-          <w:b/>
-          <w:sz w:val="22"/>
-        </w:rPr>
-        <w:t>Question: The following instrument is used to detect FHS Name the instrument ?</w:t>
+        <w:t xml:space="preserve">Negative Marks: 0.25</w:t>
       </w:r>
     </w:p>
     <w:p>
-      <w:pPr>
-        <w:spacing w:after="0" w:before="0"/>
-      </w:pPr>
       <w:r>
-        <w:rPr>
-          <w:b w:val="0"/>
-          <w:sz w:val="22"/>
-        </w:rPr>
-        <w:t>(a) Sims speculum</w:t>
+        <w:t xml:space="preserve"/>
       </w:r>
     </w:p>
     <w:p>
-      <w:pPr>
-        <w:spacing w:after="0" w:before="0"/>
-      </w:pPr>
       <w:r>
-        <w:rPr>
-          <w:b w:val="0"/>
-          <w:sz w:val="22"/>
-        </w:rPr>
-        <w:t>(b) Fetoscope</w:t>
+        <w:t xml:space="preserve">Question: A client with a fractured tibia is in a cast. Which finding indicates the development of compartment syndrome?</w:t>
       </w:r>
     </w:p>
     <w:p>
-      <w:pPr>
-        <w:spacing w:after="0" w:before="0"/>
-      </w:pPr>
       <w:r>
-        <w:rPr>
-          <w:b w:val="0"/>
-          <w:sz w:val="22"/>
-        </w:rPr>
-        <w:t>(c) Tenaculum Forceps</w:t>
+        <w:t xml:space="preserve">(a) Severe pain unrelieved by elevation and analgesia</w:t>
       </w:r>
     </w:p>
     <w:p>
-      <w:pPr>
-        <w:spacing w:after="0" w:before="0"/>
-      </w:pPr>
       <w:r>
-        <w:rPr>
-          <w:b w:val="0"/>
-          <w:sz w:val="22"/>
-        </w:rPr>
-        <w:t>(d) outlet forceps</w:t>
+        <w:t xml:space="preserve">(b) Mild swelling of the toes</w:t>
       </w:r>
     </w:p>
     <w:p>
-      <w:pPr>
-        <w:spacing w:after="0" w:before="40"/>
-      </w:pPr>
       <w:r>
-        <w:rPr>
-          <w:b/>
-          <w:sz w:val="22"/>
-        </w:rPr>
-        <w:t>Answer: b</w:t>
+        <w:t xml:space="preserve">(c) Warm, pink toes with capillary refill of 2 seconds</w:t>
       </w:r>
     </w:p>
     <w:p>
-      <w:pPr>
-        <w:spacing w:after="0" w:before="0"/>
-      </w:pPr>
       <w:r>
-        <w:rPr>
-          <w:b w:val="0"/>
-          <w:sz w:val="21"/>
-        </w:rPr>
-        <w:t>Solution: A fetoscope (Pinard stethoscope) is the instrument used to auscultate fetal heart sounds (FHS).</w:t>
+        <w:t xml:space="preserve">(d) Slight itching under the cast</w:t>
       </w:r>
     </w:p>
     <w:p>
-      <w:pPr>
-        <w:spacing w:after="0" w:before="0"/>
-      </w:pPr>
       <w:r>
-        <w:rPr>
-          <w:b w:val="0"/>
-          <w:sz w:val="20"/>
-        </w:rPr>
-        <w:t>Positive Marks: 1</w:t>
+        <w:t xml:space="preserve">Answer: a</w:t>
       </w:r>
     </w:p>
     <w:p>
-      <w:pPr>
-        <w:spacing w:after="160" w:before="0"/>
-      </w:pPr>
       <w:r>
-        <w:rPr>
-          <w:b w:val="0"/>
-          <w:sz w:val="20"/>
-        </w:rPr>
-        <w:t>Negative Marks: 0.25</w:t>
+        <w:t xml:space="preserve">Solution: Compartment syndrome causes severe, progressive pain out of proportion to the injury that is not relieved by elevation or analgesics, along with pallor, pulselessness, paresthesia, and paralysis. It is a surgical emergency.</w:t>
       </w:r>
     </w:p>
     <w:p>
-      <w:pPr>
-        <w:spacing w:after="20" w:before="120"/>
-      </w:pPr>
       <w:r>
-        <w:rPr>
-          <w:b/>
-          <w:sz w:val="22"/>
-        </w:rPr>
-        <w:t>Question: Type I immediate hypersensitivity allergic reaction is mediated primarily by immunoglobulin</w:t>
+        <w:t xml:space="preserve">Positive Marks: 1</w:t>
       </w:r>
     </w:p>
     <w:p>
-      <w:pPr>
-        <w:spacing w:after="0" w:before="0"/>
-      </w:pPr>
       <w:r>
-        <w:rPr>
-          <w:b w:val="0"/>
-          <w:sz w:val="22"/>
-        </w:rPr>
-        <w:t>(a) IgA</w:t>
+        <w:t xml:space="preserve">Negative Marks: 0.25</w:t>
       </w:r>
     </w:p>
     <w:p>
-      <w:pPr>
-        <w:spacing w:after="0" w:before="0"/>
-      </w:pPr>
       <w:r>
-        <w:rPr>
-          <w:b w:val="0"/>
-          <w:sz w:val="22"/>
-        </w:rPr>
-        <w:t>(b) IgM</w:t>
+        <w:t xml:space="preserve"/>
       </w:r>
     </w:p>
     <w:p>
-      <w:pPr>
-        <w:spacing w:after="0" w:before="0"/>
-      </w:pPr>
       <w:r>
-        <w:rPr>
-          <w:b w:val="0"/>
-          <w:sz w:val="22"/>
-        </w:rPr>
-        <w:t>(c) IgE</w:t>
+        <w:t xml:space="preserve">Question: The nurse is teaching a client with GERD about lifestyle modifications. Which statement indicates a need for further teaching?</w:t>
       </w:r>
     </w:p>
     <w:p>
-      <w:pPr>
-        <w:spacing w:after="0" w:before="0"/>
-      </w:pPr>
       <w:r>
-        <w:rPr>
-          <w:b w:val="0"/>
-          <w:sz w:val="22"/>
-        </w:rPr>
-        <w:t>(d) IgG</w:t>
+        <w:t xml:space="preserve">(a) "I will elevate the head of my bed on blocks."</w:t>
       </w:r>
     </w:p>
     <w:p>
-      <w:pPr>
-        <w:spacing w:after="0" w:before="40"/>
-      </w:pPr>
       <w:r>
-        <w:rPr>
-          <w:b/>
-          <w:sz w:val="22"/>
-        </w:rPr>
-        <w:t>Answer: c</w:t>
+        <w:t xml:space="preserve">(b) "I will avoid eating 2–3 hours before bedtime."</w:t>
       </w:r>
     </w:p>
     <w:p>
-      <w:pPr>
-        <w:spacing w:after="0" w:before="0"/>
-      </w:pPr>
       <w:r>
-        <w:rPr>
-          <w:b w:val="0"/>
-          <w:sz w:val="21"/>
-        </w:rPr>
-        <w:t>Solution: IgE antibodies bind to mast cells and basophils, triggering histamine release upon allergen re-exposure in Type I hypersensitivity (anaphylaxis/asthma).</w:t>
+        <w:t xml:space="preserve">(c) "I will lie down right after meals to relax."</w:t>
       </w:r>
     </w:p>
     <w:p>
-      <w:pPr>
-        <w:spacing w:after="0" w:before="0"/>
-      </w:pPr>
       <w:r>
-        <w:rPr>
-          <w:b w:val="0"/>
-          <w:sz w:val="20"/>
-        </w:rPr>
-        <w:t>Positive Marks: 1</w:t>
+        <w:t xml:space="preserve">(d) "I will avoid coffee and fatty foods."</w:t>
       </w:r>
     </w:p>
     <w:p>
-      <w:pPr>
-        <w:spacing w:after="160" w:before="0"/>
-      </w:pPr>
       <w:r>
-        <w:rPr>
-          <w:b w:val="0"/>
-          <w:sz w:val="20"/>
-        </w:rPr>
-        <w:t>Negative Marks: 0.25</w:t>
+        <w:t xml:space="preserve">Answer: c</w:t>
       </w:r>
     </w:p>
     <w:p>
-      <w:pPr>
-        <w:spacing w:after="20" w:before="120"/>
-      </w:pPr>
       <w:r>
-        <w:rPr>
-          <w:b/>
-          <w:sz w:val="22"/>
-        </w:rPr>
-        <w:t>Question: A doctor prescribe a medicine 20mcg BID and available dose is 30mcg/15ml. Calculate the morning single dose?</w:t>
+        <w:t xml:space="preserve">Solution: The client should remain upright after meals, not lie down, to allow gravity to keep stomach contents from refluxing. Elevating the bed head, avoiding late meals, and avoiding trigger foods are correct.</w:t>
       </w:r>
     </w:p>
     <w:p>
-      <w:pPr>
-        <w:spacing w:after="0" w:before="0"/>
-      </w:pPr>
       <w:r>
-        <w:rPr>
-          <w:b w:val="0"/>
-          <w:sz w:val="22"/>
-        </w:rPr>
-        <w:t>(a) 25 ml</w:t>
+        <w:t xml:space="preserve">Positive Marks: 1</w:t>
       </w:r>
     </w:p>
     <w:p>
-      <w:pPr>
-        <w:spacing w:after="0" w:before="0"/>
-      </w:pPr>
       <w:r>
-        <w:rPr>
-          <w:b w:val="0"/>
-          <w:sz w:val="22"/>
-        </w:rPr>
-        <w:t>(b) 10ml</w:t>
+        <w:t xml:space="preserve">Negative Marks: 0.25</w:t>
       </w:r>
     </w:p>
     <w:p>
-      <w:pPr>
-        <w:spacing w:after="0" w:before="0"/>
-      </w:pPr>
       <w:r>
-        <w:rPr>
-          <w:b w:val="0"/>
-          <w:sz w:val="22"/>
-        </w:rPr>
-        <w:t>(c) 15 ml</w:t>
+        <w:t xml:space="preserve"/>
       </w:r>
     </w:p>
     <w:p>
-      <w:pPr>
-        <w:spacing w:after="0" w:before="0"/>
-      </w:pPr>
       <w:r>
-        <w:rPr>
-          <w:b w:val="0"/>
-          <w:sz w:val="22"/>
-        </w:rPr>
-        <w:t>(d) 20 ml</w:t>
+        <w:t xml:space="preserve">Question: A nurse is giving an injection to a client who has a known allergy to the medication. The client states, "I already told you I am allergic to this drug." What is the priority nursing action?</w:t>
       </w:r>
     </w:p>
     <w:p>
-      <w:pPr>
-        <w:spacing w:after="0" w:before="40"/>
-      </w:pPr>
       <w:r>
-        <w:rPr>
-          <w:b/>
-          <w:sz w:val="22"/>
-        </w:rPr>
-        <w:t>Answer: b</w:t>
+        <w:t xml:space="preserve">(a) Stop the administration and verify the allergy</w:t>
       </w:r>
     </w:p>
     <w:p>
-      <w:pPr>
-        <w:spacing w:after="0" w:before="0"/>
-      </w:pPr>
       <w:r>
-        <w:rPr>
-          <w:b w:val="0"/>
-          <w:sz w:val="21"/>
-        </w:rPr>
-        <w:t>Solution: The question is asking for the morning single dose of a medication that is prescribed as 20mg BID, and the available dose is 30mcg/15ml. The first step is to convert 20mg to mcg, which is 20,000 mcg. Then, the total daily dose is divided by the number of doses per day to calculate the single dose. Therefore, the morning single dose will be (20,000/2) = 10,000 mcg. The next step is to convert 10,000 mcg to ml, which is done by dividing by the concentration, which is 30mcg/15ml, so the answer is 10ml. Understanding for Health Professionals</w:t>
+        <w:t xml:space="preserve">(b) Give the medication and monitor closely</w:t>
       </w:r>
     </w:p>
     <w:p>
-      <w:pPr>
-        <w:spacing w:after="0" w:before="0"/>
-      </w:pPr>
       <w:r>
-        <w:rPr>
-          <w:b w:val="0"/>
-          <w:sz w:val="20"/>
-        </w:rPr>
-        <w:t>Positive Marks: 1</w:t>
+        <w:t xml:space="preserve">(c) Give a reduced dose of the medication</w:t>
       </w:r>
     </w:p>
     <w:p>
-      <w:pPr>
-        <w:spacing w:after="160" w:before="0"/>
-      </w:pPr>
       <w:r>
-        <w:rPr>
-          <w:b w:val="0"/>
-          <w:sz w:val="20"/>
-        </w:rPr>
-        <w:t>Negative Marks: 0.25</w:t>
+        <w:t xml:space="preserve">(d) Ask another nurse to administer it</w:t>
       </w:r>
     </w:p>
     <w:p>
-      <w:pPr>
-        <w:spacing w:after="20" w:before="120"/>
-      </w:pPr>
       <w:r>
-        <w:rPr>
-          <w:b/>
-          <w:sz w:val="22"/>
-        </w:rPr>
-        <w:t>Question: The reason for polyurea is best defined as:</w:t>
+        <w:t xml:space="preserve">Answer: a</w:t>
       </w:r>
     </w:p>
     <w:p>
-      <w:pPr>
-        <w:spacing w:after="0" w:before="0"/>
-      </w:pPr>
       <w:r>
-        <w:rPr>
-          <w:b w:val="0"/>
-          <w:sz w:val="22"/>
-        </w:rPr>
-        <w:t>(a) Lack of urine formation</w:t>
+        <w:t xml:space="preserve">Solution: Any reported drug allergy must be verified before administration. The nurse withholds the medication, checks the allergy record, and notifies the physician. Client safety is the priority.</w:t>
       </w:r>
     </w:p>
     <w:p>
-      <w:pPr>
-        <w:spacing w:after="0" w:before="0"/>
-      </w:pPr>
       <w:r>
-        <w:rPr>
-          <w:b w:val="0"/>
-          <w:sz w:val="22"/>
-        </w:rPr>
-        <w:t>(b) Diminished ability of the kidneys to concentrate the urine</w:t>
+        <w:t xml:space="preserve">Positive Marks: 1</w:t>
       </w:r>
     </w:p>
     <w:p>
-      <w:pPr>
-        <w:spacing w:after="0" w:before="0"/>
-      </w:pPr>
       <w:r>
-        <w:rPr>
-          <w:b w:val="0"/>
-          <w:sz w:val="22"/>
-        </w:rPr>
-        <w:t>(c) Passing too much urine at night</w:t>
+        <w:t xml:space="preserve">Negative Marks: 0.25</w:t>
       </w:r>
     </w:p>
     <w:p>
-      <w:pPr>
-        <w:spacing w:after="0" w:before="0"/>
-      </w:pPr>
       <w:r>
-        <w:rPr>
-          <w:b w:val="0"/>
-          <w:sz w:val="22"/>
-        </w:rPr>
-        <w:t>(d) Dark colored urine</w:t>
+        <w:t xml:space="preserve"/>
       </w:r>
     </w:p>
     <w:p>
-      <w:pPr>
-        <w:spacing w:after="0" w:before="40"/>
-      </w:pPr>
       <w:r>
-        <w:rPr>
-          <w:b/>
-          <w:sz w:val="22"/>
-        </w:rPr>
-        <w:t>Answer: b</w:t>
+        <w:t xml:space="preserve">Question: Which of the following is the correct order of the nursing process?</w:t>
       </w:r>
     </w:p>
     <w:p>
-      <w:pPr>
-        <w:spacing w:after="0" w:before="0"/>
-      </w:pPr>
       <w:r>
-        <w:rPr>
-          <w:b w:val="0"/>
-          <w:sz w:val="21"/>
-        </w:rPr>
-        <w:t>Solution: Polyuria is best defined as the diminished ability of the kidneys to concentrate urine, producing excessive urine output.</w:t>
+        <w:t xml:space="preserve">(a) Assessment, diagnosis, planning, implementation, evaluation</w:t>
       </w:r>
     </w:p>
     <w:p>
-      <w:pPr>
-        <w:spacing w:after="0" w:before="0"/>
-      </w:pPr>
       <w:r>
-        <w:rPr>
-          <w:b w:val="0"/>
-          <w:sz w:val="20"/>
-        </w:rPr>
-        <w:t>Positive Marks: 1</w:t>
+        <w:t xml:space="preserve">(b) Diagnosis, assessment, planning, evaluation, implementation</w:t>
       </w:r>
     </w:p>
     <w:p>
-      <w:pPr>
-        <w:spacing w:after="160" w:before="0"/>
-      </w:pPr>
       <w:r>
-        <w:rPr>
-          <w:b w:val="0"/>
-          <w:sz w:val="20"/>
-        </w:rPr>
-        <w:t>Negative Marks: 0.25</w:t>
+        <w:t xml:space="preserve">(c) Planning, assessment, diagnosis, implementation, evaluation</w:t>
       </w:r>
     </w:p>
     <w:p>
-      <w:pPr>
-        <w:spacing w:after="20" w:before="120"/>
-      </w:pPr>
       <w:r>
-        <w:rPr>
-          <w:b/>
-          <w:sz w:val="22"/>
-        </w:rPr>
-        <w:t>Question: The most preferred site of administration of intramuscular injection in children under one year is</w:t>
+        <w:t xml:space="preserve">(d) Assessment, planning, diagnosis, evaluation, implementation</w:t>
       </w:r>
     </w:p>
     <w:p>
-      <w:pPr>
-        <w:spacing w:after="0" w:before="0"/>
-      </w:pPr>
       <w:r>
-        <w:rPr>
-          <w:b w:val="0"/>
-          <w:sz w:val="22"/>
-        </w:rPr>
-        <w:t>(a) Ventro gluteal site</w:t>
+        <w:t xml:space="preserve">Answer: a</w:t>
       </w:r>
     </w:p>
     <w:p>
-      <w:pPr>
-        <w:spacing w:after="0" w:before="0"/>
-      </w:pPr>
       <w:r>
-        <w:rPr>
-          <w:b w:val="0"/>
-          <w:sz w:val="22"/>
-        </w:rPr>
-        <w:t>(b) Deltoid site</w:t>
+        <w:t xml:space="preserve">Solution: The nursing process follows the sequence: assessment, nursing diagnosis, planning, implementation, and evaluation (ADPIE).</w:t>
       </w:r>
     </w:p>
     <w:p>
-      <w:pPr>
-        <w:spacing w:after="0" w:before="0"/>
-      </w:pPr>
       <w:r>
-        <w:rPr>
-          <w:b w:val="0"/>
-          <w:sz w:val="22"/>
-        </w:rPr>
-        <w:t>(c) Dorso Gluteal site</w:t>
+        <w:t xml:space="preserve">Positive Marks: 1</w:t>
       </w:r>
     </w:p>
     <w:p>
-      <w:pPr>
-        <w:spacing w:after="0" w:before="0"/>
-      </w:pPr>
       <w:r>
-        <w:rPr>
-          <w:b w:val="0"/>
-          <w:sz w:val="22"/>
-        </w:rPr>
-        <w:t>(d) Vastus Lateralis</w:t>
+        <w:t xml:space="preserve">Negative Marks: 0.25</w:t>
       </w:r>
     </w:p>
     <w:p>
-      <w:pPr>
-        <w:spacing w:after="0" w:before="40"/>
-      </w:pPr>
       <w:r>
-        <w:rPr>
-          <w:b/>
-          <w:sz w:val="22"/>
-        </w:rPr>
-        <w:t>Answer: d</w:t>
+        <w:t xml:space="preserve"/>
       </w:r>
     </w:p>
     <w:p>
-      <w:pPr>
-        <w:spacing w:after="0" w:before="0"/>
-      </w:pPr>
       <w:r>
-        <w:rPr>
-          <w:b w:val="0"/>
-          <w:sz w:val="21"/>
-        </w:rPr>
-        <w:t>Solution: The vastus lateralis is the preferred IM injection site in children under one year of age (and infants generally).</w:t>
+        <w:t xml:space="preserve">Question: A client with a spinal cord injury at the T6 level suddenly develops severe hypertension, bradycardia, and flushing above the level of injury. The nurse should suspect:</w:t>
       </w:r>
     </w:p>
     <w:p>
-      <w:pPr>
-        <w:spacing w:after="0" w:before="0"/>
-      </w:pPr>
       <w:r>
-        <w:rPr>
-          <w:b w:val="0"/>
-          <w:sz w:val="20"/>
-        </w:rPr>
-        <w:t>Positive Marks: 1</w:t>
+        <w:t xml:space="preserve">(a) Autonomic dysreflexia</w:t>
       </w:r>
     </w:p>
     <w:p>
-      <w:pPr>
-        <w:spacing w:after="160" w:before="0"/>
-      </w:pPr>
       <w:r>
-        <w:rPr>
-          <w:b w:val="0"/>
-          <w:sz w:val="20"/>
-        </w:rPr>
-        <w:t>Negative Marks: 0.25</w:t>
+        <w:t xml:space="preserve">(b) Neurogenic shock</w:t>
       </w:r>
     </w:p>
     <w:p>
-      <w:pPr>
-        <w:spacing w:after="20" w:before="120"/>
-      </w:pPr>
       <w:r>
-        <w:rPr>
-          <w:b/>
-          <w:sz w:val="22"/>
-        </w:rPr>
-        <w:t>Question: During IV administration, which of the following drug causes extravasation and damage to site:</w:t>
+        <w:t xml:space="preserve">(c) Spinal shock</w:t>
       </w:r>
     </w:p>
     <w:p>
-      <w:pPr>
-        <w:spacing w:after="0" w:before="0"/>
-      </w:pPr>
       <w:r>
-        <w:rPr>
-          <w:b w:val="0"/>
-          <w:sz w:val="22"/>
-        </w:rPr>
-        <w:t>(a) Phenytoin</w:t>
+        <w:t xml:space="preserve">(d) Pulmonary embolism</w:t>
       </w:r>
     </w:p>
     <w:p>
-      <w:pPr>
-        <w:spacing w:after="0" w:before="0"/>
-      </w:pPr>
       <w:r>
-        <w:rPr>
-          <w:b w:val="0"/>
-          <w:sz w:val="22"/>
-        </w:rPr>
-        <w:t>(b) Ranitidine</w:t>
+        <w:t xml:space="preserve">Answer: a</w:t>
       </w:r>
     </w:p>
     <w:p>
-      <w:pPr>
-        <w:spacing w:after="0" w:before="0"/>
-      </w:pPr>
       <w:r>
-        <w:rPr>
-          <w:b w:val="0"/>
-          <w:sz w:val="22"/>
-        </w:rPr>
-        <w:t>(c) Diazepam</w:t>
+        <w:t xml:space="preserve">Solution: Autonomic dysreflexia occurs in injuries above T6 and is triggered by a noxious stimulus (e.g., distended bladder). It causes severe hypertension, bradycardia, and flushing above the lesion. The nurse elevates the head of the bed and removes the stimulus.</w:t>
       </w:r>
     </w:p>
     <w:p>
-      <w:pPr>
-        <w:spacing w:after="0" w:before="0"/>
-      </w:pPr>
       <w:r>
-        <w:rPr>
-          <w:b w:val="0"/>
-          <w:sz w:val="22"/>
-        </w:rPr>
-        <w:t>(d) Epinephrine</w:t>
+        <w:t xml:space="preserve">Positive Marks: 1</w:t>
       </w:r>
     </w:p>
     <w:p>
-      <w:pPr>
-        <w:spacing w:after="0" w:before="40"/>
-      </w:pPr>
       <w:r>
-        <w:rPr>
-          <w:b/>
-          <w:sz w:val="22"/>
-        </w:rPr>
-        <w:t>Answer: a</w:t>
+        <w:t xml:space="preserve">Negative Marks: 0.25</w:t>
       </w:r>
     </w:p>
     <w:p>
-      <w:pPr>
-        <w:spacing w:after="0" w:before="0"/>
-      </w:pPr>
       <w:r>
-        <w:rPr>
-          <w:b w:val="0"/>
-          <w:sz w:val="21"/>
-        </w:rPr>
-        <w:t>Solution: Phenytoin is a vesicant that causes extravasation and tissue damage if it leaks from the IV site.</w:t>
+        <w:t xml:space="preserve"/>
       </w:r>
     </w:p>
     <w:p>
-      <w:pPr>
-        <w:spacing w:after="0" w:before="0"/>
-      </w:pPr>
       <w:r>
-        <w:rPr>
-          <w:b w:val="0"/>
-          <w:sz w:val="20"/>
-        </w:rPr>
-        <w:t>Positive Marks: 1</w:t>
+        <w:t xml:space="preserve">Question: A client is receiving morphine for severe pain. Which side effect requires the nurse to take immediate action?</w:t>
       </w:r>
     </w:p>
     <w:p>
-      <w:pPr>
-        <w:spacing w:after="160" w:before="0"/>
-      </w:pPr>
       <w:r>
-        <w:rPr>
-          <w:b w:val="0"/>
-          <w:sz w:val="20"/>
-        </w:rPr>
-        <w:t>Negative Marks: 0.25</w:t>
+        <w:t xml:space="preserve">(a) Respiratory rate of 8 breaths per minute</w:t>
       </w:r>
     </w:p>
     <w:p>
-      <w:pPr>
-        <w:spacing w:after="20" w:before="120"/>
-      </w:pPr>
       <w:r>
-        <w:rPr>
-          <w:b/>
-          <w:sz w:val="22"/>
-        </w:rPr>
-        <w:t>Question: When administering IV Mannitol (osmotic diuretic), what is the primary nursing monitoring responsibility?</w:t>
+        <w:t xml:space="preserve">(b) Nausea</w:t>
       </w:r>
     </w:p>
     <w:p>
-      <w:pPr>
-        <w:spacing w:after="0" w:before="0"/>
-      </w:pPr>
       <w:r>
-        <w:rPr>
-          <w:b w:val="0"/>
-          <w:sz w:val="22"/>
-        </w:rPr>
-        <w:t>(a) Dietary intake</w:t>
+        <w:t xml:space="preserve">(c) Constipation</w:t>
       </w:r>
     </w:p>
     <w:p>
-      <w:pPr>
-        <w:spacing w:after="0" w:before="0"/>
-      </w:pPr>
       <w:r>
-        <w:rPr>
-          <w:b w:val="0"/>
-          <w:sz w:val="22"/>
-        </w:rPr>
-        <w:t>(b) Monitor hourly urine output and serum osmolality</w:t>
+        <w:t xml:space="preserve">(d) Sedation that is easily aroused</w:t>
       </w:r>
     </w:p>
     <w:p>
-      <w:pPr>
-        <w:spacing w:after="0" w:before="0"/>
-      </w:pPr>
       <w:r>
-        <w:rPr>
-          <w:b w:val="0"/>
-          <w:sz w:val="22"/>
-        </w:rPr>
-        <w:t>(c) Monitor therapeutic blood levels</w:t>
+        <w:t xml:space="preserve">Answer: a</w:t>
       </w:r>
     </w:p>
     <w:p>
-      <w:pPr>
-        <w:spacing w:after="0" w:before="0"/>
-      </w:pPr>
       <w:r>
-        <w:rPr>
-          <w:b w:val="0"/>
-          <w:sz w:val="22"/>
-        </w:rPr>
-        <w:t>(d) Patient ambulation safety</w:t>
+        <w:t xml:space="preserve">Solution: A respiratory rate of 8 is opioid-induced respiratory depression — an emergency. The nurse stimulates the client, administers naloxone as ordered, and notifies the physician. Nausea and constipation require management but are not immediately life-threatening.</w:t>
       </w:r>
     </w:p>
     <w:p>
-      <w:pPr>
-        <w:spacing w:after="0" w:before="40"/>
-      </w:pPr>
       <w:r>
-        <w:rPr>
-          <w:b/>
-          <w:sz w:val="22"/>
-        </w:rPr>
-        <w:t>Answer: b</w:t>
+        <w:t xml:space="preserve">Positive Marks: 1</w:t>
       </w:r>
     </w:p>
     <w:p>
-      <w:pPr>
-        <w:spacing w:after="0" w:before="0"/>
-      </w:pPr>
       <w:r>
-        <w:rPr>
-          <w:b w:val="0"/>
-          <w:sz w:val="21"/>
-        </w:rPr>
-        <w:t>Solution: Mannitol promotes osmotic diuresis; monitoring hourly urine output, fluid intake, blood pressure, and renal function is vital to prevent dehydration.</w:t>
+        <w:t xml:space="preserve">Negative Marks: 0.25</w:t>
       </w:r>
     </w:p>
     <w:p>
-      <w:pPr>
-        <w:spacing w:after="0" w:before="0"/>
-      </w:pPr>
       <w:r>
-        <w:rPr>
-          <w:b w:val="0"/>
-          <w:sz w:val="20"/>
-        </w:rPr>
-        <w:t>Positive Marks: 1</w:t>
+        <w:t xml:space="preserve"/>
       </w:r>
     </w:p>
     <w:p>
-      <w:pPr>
-        <w:spacing w:after="160" w:before="0"/>
-      </w:pPr>
       <w:r>
-        <w:rPr>
-          <w:b w:val="0"/>
-          <w:sz w:val="20"/>
-        </w:rPr>
-        <w:t>Negative Marks: 0.25</w:t>
+        <w:t xml:space="preserve">Question: The nurse is caring for a client with a wound that has a purulent, foul-smelling drainage. Which term describes this type of drainage?</w:t>
+      </w:r>
+    </w:p>
+    <w:p>
+      <w:r>
+        <w:t xml:space="preserve">(a) Serous</w:t>
+      </w:r>
+    </w:p>
+    <w:p>
+      <w:r>
+        <w:t xml:space="preserve">(b) Sanguineous</w:t>
+      </w:r>
+    </w:p>
+    <w:p>
+      <w:r>
+        <w:t xml:space="preserve">(c) Purulent</w:t>
+      </w:r>
+    </w:p>
+    <w:p>
+      <w:r>
+        <w:t xml:space="preserve">(d) Serosanguineous</w:t>
+      </w:r>
+    </w:p>
+    <w:p>
+      <w:r>
+        <w:t xml:space="preserve">Answer: c</w:t>
+      </w:r>
+    </w:p>
+    <w:p>
+      <w:r>
+        <w:t xml:space="preserve">Solution: Purulent drainage is thick, yellow, green, or brown, and often foul-smelling, indicating infection. Serous is clear and watery; sanguineous is bloody; serosanguineous is blood-tinged watery fluid.</w:t>
+      </w:r>
+    </w:p>
+    <w:p>
+      <w:r>
+        <w:t xml:space="preserve">Positive Marks: 1</w:t>
+      </w:r>
+    </w:p>
+    <w:p>
+      <w:r>
+        <w:t xml:space="preserve">Negative Marks: 0.25</w:t>
+      </w:r>
+    </w:p>
+    <w:p>
+      <w:r>
+        <w:t xml:space="preserve"/>
+      </w:r>
+    </w:p>
+    <w:p>
+      <w:r>
+        <w:t xml:space="preserve">Question: A client with hypothyroidism asks the nurse about taking levothyroxine. Which instruction is correct?</w:t>
+      </w:r>
+    </w:p>
+    <w:p>
+      <w:r>
+        <w:t xml:space="preserve">(a) Take it in the morning on an empty stomach</w:t>
+      </w:r>
+    </w:p>
+    <w:p>
+      <w:r>
+        <w:t xml:space="preserve">(b) Take it with a glass of milk</w:t>
+      </w:r>
+    </w:p>
+    <w:p>
+      <w:r>
+        <w:t xml:space="preserve">(c) Take it at bedtime with food</w:t>
+      </w:r>
+    </w:p>
+    <w:p>
+      <w:r>
+        <w:t xml:space="preserve">(d) Take it with antacids</w:t>
+      </w:r>
+    </w:p>
+    <w:p>
+      <w:r>
+        <w:t xml:space="preserve">Answer: a</w:t>
+      </w:r>
+    </w:p>
+    <w:p>
+      <w:r>
+        <w:t xml:space="preserve">Solution: Levothyroxine is best absorbed on an empty stomach, taken 30–60 minutes before breakfast. Milk, calcium, iron, and antacids interfere with absorption.</w:t>
+      </w:r>
+    </w:p>
+    <w:p>
+      <w:r>
+        <w:t xml:space="preserve">Positive Marks: 1</w:t>
+      </w:r>
+    </w:p>
+    <w:p>
+      <w:r>
+        <w:t xml:space="preserve">Negative Marks: 0.25</w:t>
       </w:r>
     </w:p>
     <w:sectPr>
       <w:pgSz w:w="12240" w:h="15840"/>
-      <w:pgMar w:top="864" w:right="1008" w:bottom="864" w:left="1008" w:header="720" w:footer="720" w:gutter="0"/>
+      <w:pgMar w:top="1440" w:right="1800" w:bottom="1440" w:left="1800" w:header="720" w:footer="720" w:gutter="0"/>
       <w:cols w:space="720"/>
       <w:docGrid w:linePitch="360"/>
     </w:sectPr>
@@ -2535,10 +1365,6 @@
     <w:name w:val="Normal"/>
     <w:qFormat/>
     <w:rsid w:val="00FC693F"/>
-    <w:rPr>
-      <w:rFonts w:ascii="Calibri" w:hAnsi="Calibri"/>
-      <w:sz w:val="22"/>
-    </w:rPr>
   </w:style>
   <w:style w:type="paragraph" w:styleId="Header">
     <w:name w:val="header"/>
